--- a/klagomål/A 58017-2025 FSC-klagomål.docx
+++ b/klagomål/A 58017-2025 FSC-klagomål.docx
@@ -662,7 +662,7 @@
     <w:r>
       <w:tab/>
       <w:tab/>
-      <w:t>2025-11-22</w:t>
+      <w:t>2025-11-23</w:t>
       <w:br/>
       <w:br/>
     </w:r>

--- a/klagomål/A 58017-2025 FSC-klagomål.docx
+++ b/klagomål/A 58017-2025 FSC-klagomål.docx
@@ -662,7 +662,7 @@
     <w:r>
       <w:tab/>
       <w:tab/>
-      <w:t>2025-11-23</w:t>
+      <w:t>2025-11-24</w:t>
       <w:br/>
       <w:br/>
     </w:r>

--- a/klagomål/A 58017-2025 FSC-klagomål.docx
+++ b/klagomål/A 58017-2025 FSC-klagomål.docx
@@ -662,7 +662,7 @@
     <w:r>
       <w:tab/>
       <w:tab/>
-      <w:t>2025-11-24</w:t>
+      <w:t>2025-11-25</w:t>
       <w:br/>
       <w:br/>
     </w:r>

--- a/klagomål/A 58017-2025 FSC-klagomål.docx
+++ b/klagomål/A 58017-2025 FSC-klagomål.docx
@@ -662,7 +662,7 @@
     <w:r>
       <w:tab/>
       <w:tab/>
-      <w:t>2025-11-25</w:t>
+      <w:t>2025-11-26</w:t>
       <w:br/>
       <w:br/>
     </w:r>

--- a/klagomål/A 58017-2025 FSC-klagomål.docx
+++ b/klagomål/A 58017-2025 FSC-klagomål.docx
@@ -662,7 +662,7 @@
     <w:r>
       <w:tab/>
       <w:tab/>
-      <w:t>2025-11-26</w:t>
+      <w:t>2025-11-27</w:t>
       <w:br/>
       <w:br/>
     </w:r>

--- a/klagomål/A 58017-2025 FSC-klagomål.docx
+++ b/klagomål/A 58017-2025 FSC-klagomål.docx
@@ -662,7 +662,7 @@
     <w:r>
       <w:tab/>
       <w:tab/>
-      <w:t>2025-11-27</w:t>
+      <w:t>2025-11-28</w:t>
       <w:br/>
       <w:br/>
     </w:r>

--- a/klagomål/A 58017-2025 FSC-klagomål.docx
+++ b/klagomål/A 58017-2025 FSC-klagomål.docx
@@ -662,7 +662,7 @@
     <w:r>
       <w:tab/>
       <w:tab/>
-      <w:t>2025-11-28</w:t>
+      <w:t>2025-11-29</w:t>
       <w:br/>
       <w:br/>
     </w:r>

--- a/klagomål/A 58017-2025 FSC-klagomål.docx
+++ b/klagomål/A 58017-2025 FSC-klagomål.docx
@@ -662,7 +662,7 @@
     <w:r>
       <w:tab/>
       <w:tab/>
-      <w:t>2025-11-29</w:t>
+      <w:t>2025-11-30</w:t>
       <w:br/>
       <w:br/>
     </w:r>

--- a/klagomål/A 58017-2025 FSC-klagomål.docx
+++ b/klagomål/A 58017-2025 FSC-klagomål.docx
@@ -662,7 +662,7 @@
     <w:r>
       <w:tab/>
       <w:tab/>
-      <w:t>2025-11-30</w:t>
+      <w:t>2025-12-01</w:t>
       <w:br/>
       <w:br/>
     </w:r>

--- a/klagomål/A 58017-2025 FSC-klagomål.docx
+++ b/klagomål/A 58017-2025 FSC-klagomål.docx
@@ -662,7 +662,7 @@
     <w:r>
       <w:tab/>
       <w:tab/>
-      <w:t>2025-12-01</w:t>
+      <w:t>2025-12-02</w:t>
       <w:br/>
       <w:br/>
     </w:r>

--- a/klagomål/A 58017-2025 FSC-klagomål.docx
+++ b/klagomål/A 58017-2025 FSC-klagomål.docx
@@ -662,7 +662,7 @@
     <w:r>
       <w:tab/>
       <w:tab/>
-      <w:t>2025-12-02</w:t>
+      <w:t>2025-12-03</w:t>
       <w:br/>
       <w:br/>
     </w:r>

--- a/klagomål/A 58017-2025 FSC-klagomål.docx
+++ b/klagomål/A 58017-2025 FSC-klagomål.docx
@@ -662,7 +662,7 @@
     <w:r>
       <w:tab/>
       <w:tab/>
-      <w:t>2025-12-03</w:t>
+      <w:t>2025-12-04</w:t>
       <w:br/>
       <w:br/>
     </w:r>

--- a/klagomål/A 58017-2025 FSC-klagomål.docx
+++ b/klagomål/A 58017-2025 FSC-klagomål.docx
@@ -662,7 +662,7 @@
     <w:r>
       <w:tab/>
       <w:tab/>
-      <w:t>2025-12-04</w:t>
+      <w:t>2025-12-05</w:t>
       <w:br/>
       <w:br/>
     </w:r>

--- a/klagomål/A 58017-2025 FSC-klagomål.docx
+++ b/klagomål/A 58017-2025 FSC-klagomål.docx
@@ -662,7 +662,7 @@
     <w:r>
       <w:tab/>
       <w:tab/>
-      <w:t>2025-12-05</w:t>
+      <w:t>2025-12-06</w:t>
       <w:br/>
       <w:br/>
     </w:r>

--- a/klagomål/A 58017-2025 FSC-klagomål.docx
+++ b/klagomål/A 58017-2025 FSC-klagomål.docx
@@ -662,7 +662,7 @@
     <w:r>
       <w:tab/>
       <w:tab/>
-      <w:t>2025-12-06</w:t>
+      <w:t>2025-12-07</w:t>
       <w:br/>
       <w:br/>
     </w:r>

--- a/klagomål/A 58017-2025 FSC-klagomål.docx
+++ b/klagomål/A 58017-2025 FSC-klagomål.docx
@@ -662,7 +662,7 @@
     <w:r>
       <w:tab/>
       <w:tab/>
-      <w:t>2025-12-07</w:t>
+      <w:t>2025-12-08</w:t>
       <w:br/>
       <w:br/>
     </w:r>

--- a/klagomål/A 58017-2025 FSC-klagomål.docx
+++ b/klagomål/A 58017-2025 FSC-klagomål.docx
@@ -662,7 +662,7 @@
     <w:r>
       <w:tab/>
       <w:tab/>
-      <w:t>2025-12-08</w:t>
+      <w:t>2025-12-09</w:t>
       <w:br/>
       <w:br/>
     </w:r>

--- a/klagomål/A 58017-2025 FSC-klagomål.docx
+++ b/klagomål/A 58017-2025 FSC-klagomål.docx
@@ -662,7 +662,7 @@
     <w:r>
       <w:tab/>
       <w:tab/>
-      <w:t>2025-12-09</w:t>
+      <w:t>2025-12-10</w:t>
       <w:br/>
       <w:br/>
     </w:r>

--- a/klagomål/A 58017-2025 FSC-klagomål.docx
+++ b/klagomål/A 58017-2025 FSC-klagomål.docx
@@ -662,7 +662,7 @@
     <w:r>
       <w:tab/>
       <w:tab/>
-      <w:t>2025-12-10</w:t>
+      <w:t>2025-12-11</w:t>
       <w:br/>
       <w:br/>
     </w:r>

--- a/klagomål/A 58017-2025 FSC-klagomål.docx
+++ b/klagomål/A 58017-2025 FSC-klagomål.docx
@@ -662,7 +662,7 @@
     <w:r>
       <w:tab/>
       <w:tab/>
-      <w:t>2025-12-11</w:t>
+      <w:t>2025-12-12</w:t>
       <w:br/>
       <w:br/>
     </w:r>

--- a/klagomål/A 58017-2025 FSC-klagomål.docx
+++ b/klagomål/A 58017-2025 FSC-klagomål.docx
@@ -662,7 +662,7 @@
     <w:r>
       <w:tab/>
       <w:tab/>
-      <w:t>2025-12-12</w:t>
+      <w:t>2025-12-13</w:t>
       <w:br/>
       <w:br/>
     </w:r>

--- a/klagomål/A 58017-2025 FSC-klagomål.docx
+++ b/klagomål/A 58017-2025 FSC-klagomål.docx
@@ -662,7 +662,7 @@
     <w:r>
       <w:tab/>
       <w:tab/>
-      <w:t>2025-12-19</w:t>
+      <w:t>2025-12-20</w:t>
       <w:br/>
       <w:br/>
     </w:r>

--- a/klagomål/A 58017-2025 FSC-klagomål.docx
+++ b/klagomål/A 58017-2025 FSC-klagomål.docx
@@ -662,7 +662,7 @@
     <w:r>
       <w:tab/>
       <w:tab/>
-      <w:t>2025-12-20</w:t>
+      <w:t>2025-12-21</w:t>
       <w:br/>
       <w:br/>
     </w:r>

--- a/klagomål/A 58017-2025 FSC-klagomål.docx
+++ b/klagomål/A 58017-2025 FSC-klagomål.docx
@@ -662,7 +662,7 @@
     <w:r>
       <w:tab/>
       <w:tab/>
-      <w:t>2025-12-21</w:t>
+      <w:t>2025-12-22</w:t>
       <w:br/>
       <w:br/>
     </w:r>

--- a/klagomål/A 58017-2025 FSC-klagomål.docx
+++ b/klagomål/A 58017-2025 FSC-klagomål.docx
@@ -662,7 +662,7 @@
     <w:r>
       <w:tab/>
       <w:tab/>
-      <w:t>2025-12-22</w:t>
+      <w:t>2025-12-26</w:t>
       <w:br/>
       <w:br/>
     </w:r>

--- a/klagomål/A 58017-2025 FSC-klagomål.docx
+++ b/klagomål/A 58017-2025 FSC-klagomål.docx
@@ -662,7 +662,7 @@
     <w:r>
       <w:tab/>
       <w:tab/>
-      <w:t>2026-01-03</w:t>
+      <w:t>2026-01-04</w:t>
       <w:br/>
       <w:br/>
     </w:r>

--- a/klagomål/A 58017-2025 FSC-klagomål.docx
+++ b/klagomål/A 58017-2025 FSC-klagomål.docx
@@ -662,7 +662,7 @@
     <w:r>
       <w:tab/>
       <w:tab/>
-      <w:t>2026-01-07</w:t>
+      <w:t>2026-01-08</w:t>
       <w:br/>
       <w:br/>
     </w:r>

--- a/klagomål/A 58017-2025 FSC-klagomål.docx
+++ b/klagomål/A 58017-2025 FSC-klagomål.docx
@@ -662,7 +662,7 @@
     <w:r>
       <w:tab/>
       <w:tab/>
-      <w:t>2026-01-08</w:t>
+      <w:t>2026-01-09</w:t>
       <w:br/>
       <w:br/>
     </w:r>

--- a/klagomål/A 58017-2025 FSC-klagomål.docx
+++ b/klagomål/A 58017-2025 FSC-klagomål.docx
@@ -662,7 +662,7 @@
     <w:r>
       <w:tab/>
       <w:tab/>
-      <w:t>2026-01-09</w:t>
+      <w:t>2026-01-10</w:t>
       <w:br/>
       <w:br/>
     </w:r>

--- a/klagomål/A 58017-2025 FSC-klagomål.docx
+++ b/klagomål/A 58017-2025 FSC-klagomål.docx
@@ -662,7 +662,7 @@
     <w:r>
       <w:tab/>
       <w:tab/>
-      <w:t>2026-01-10</w:t>
+      <w:t>2026-01-11</w:t>
       <w:br/>
       <w:br/>
     </w:r>

--- a/klagomål/A 58017-2025 FSC-klagomål.docx
+++ b/klagomål/A 58017-2025 FSC-klagomål.docx
@@ -662,7 +662,7 @@
     <w:r>
       <w:tab/>
       <w:tab/>
-      <w:t>2026-01-11</w:t>
+      <w:t>2026-01-12</w:t>
       <w:br/>
       <w:br/>
     </w:r>

--- a/klagomål/A 58017-2025 FSC-klagomål.docx
+++ b/klagomål/A 58017-2025 FSC-klagomål.docx
@@ -662,7 +662,7 @@
     <w:r>
       <w:tab/>
       <w:tab/>
-      <w:t>2026-01-12</w:t>
+      <w:t>2026-01-13</w:t>
       <w:br/>
       <w:br/>
     </w:r>

--- a/klagomål/A 58017-2025 FSC-klagomål.docx
+++ b/klagomål/A 58017-2025 FSC-klagomål.docx
@@ -662,7 +662,7 @@
     <w:r>
       <w:tab/>
       <w:tab/>
-      <w:t>2026-01-13</w:t>
+      <w:t>2026-01-14</w:t>
       <w:br/>
       <w:br/>
     </w:r>

--- a/klagomål/A 58017-2025 FSC-klagomål.docx
+++ b/klagomål/A 58017-2025 FSC-klagomål.docx
@@ -662,7 +662,7 @@
     <w:r>
       <w:tab/>
       <w:tab/>
-      <w:t>2026-01-14</w:t>
+      <w:t>2026-01-15</w:t>
       <w:br/>
       <w:br/>
     </w:r>

--- a/klagomål/A 58017-2025 FSC-klagomål.docx
+++ b/klagomål/A 58017-2025 FSC-klagomål.docx
@@ -662,7 +662,7 @@
     <w:r>
       <w:tab/>
       <w:tab/>
-      <w:t>2026-01-15</w:t>
+      <w:t>2026-01-16</w:t>
       <w:br/>
       <w:br/>
     </w:r>

--- a/klagomål/A 58017-2025 FSC-klagomål.docx
+++ b/klagomål/A 58017-2025 FSC-klagomål.docx
@@ -662,7 +662,7 @@
     <w:r>
       <w:tab/>
       <w:tab/>
-      <w:t>2026-01-16</w:t>
+      <w:t>2026-01-17</w:t>
       <w:br/>
       <w:br/>
     </w:r>

--- a/klagomål/A 58017-2025 FSC-klagomål.docx
+++ b/klagomål/A 58017-2025 FSC-klagomål.docx
@@ -662,7 +662,7 @@
     <w:r>
       <w:tab/>
       <w:tab/>
-      <w:t>2026-01-17</w:t>
+      <w:t>2026-01-18</w:t>
       <w:br/>
       <w:br/>
     </w:r>

--- a/klagomål/A 58017-2025 FSC-klagomål.docx
+++ b/klagomål/A 58017-2025 FSC-klagomål.docx
@@ -662,7 +662,7 @@
     <w:r>
       <w:tab/>
       <w:tab/>
-      <w:t>2026-01-18</w:t>
+      <w:t>2026-01-19</w:t>
       <w:br/>
       <w:br/>
     </w:r>

--- a/klagomål/A 58017-2025 FSC-klagomål.docx
+++ b/klagomål/A 58017-2025 FSC-klagomål.docx
@@ -662,7 +662,7 @@
     <w:r>
       <w:tab/>
       <w:tab/>
-      <w:t>2026-01-19</w:t>
+      <w:t>2026-01-20</w:t>
       <w:br/>
       <w:br/>
     </w:r>

--- a/klagomål/A 58017-2025 FSC-klagomål.docx
+++ b/klagomål/A 58017-2025 FSC-klagomål.docx
@@ -662,7 +662,7 @@
     <w:r>
       <w:tab/>
       <w:tab/>
-      <w:t>2026-01-20</w:t>
+      <w:t>2026-01-21</w:t>
       <w:br/>
       <w:br/>
     </w:r>

--- a/klagomål/A 58017-2025 FSC-klagomål.docx
+++ b/klagomål/A 58017-2025 FSC-klagomål.docx
@@ -662,7 +662,7 @@
     <w:r>
       <w:tab/>
       <w:tab/>
-      <w:t>2026-01-21</w:t>
+      <w:t>2026-01-23</w:t>
       <w:br/>
       <w:br/>
     </w:r>

--- a/klagomål/A 58017-2025 FSC-klagomål.docx
+++ b/klagomål/A 58017-2025 FSC-klagomål.docx
@@ -662,7 +662,7 @@
     <w:r>
       <w:tab/>
       <w:tab/>
-      <w:t>2026-01-23</w:t>
+      <w:t>2026-01-24</w:t>
       <w:br/>
       <w:br/>
     </w:r>

--- a/klagomål/A 58017-2025 FSC-klagomål.docx
+++ b/klagomål/A 58017-2025 FSC-klagomål.docx
@@ -662,7 +662,7 @@
     <w:r>
       <w:tab/>
       <w:tab/>
-      <w:t>2026-01-24</w:t>
+      <w:t>2026-01-25</w:t>
       <w:br/>
       <w:br/>
     </w:r>

--- a/klagomål/A 58017-2025 FSC-klagomål.docx
+++ b/klagomål/A 58017-2025 FSC-klagomål.docx
@@ -662,7 +662,7 @@
     <w:r>
       <w:tab/>
       <w:tab/>
-      <w:t>2026-01-25</w:t>
+      <w:t>2026-01-26</w:t>
       <w:br/>
       <w:br/>
     </w:r>

--- a/klagomål/A 58017-2025 FSC-klagomål.docx
+++ b/klagomål/A 58017-2025 FSC-klagomål.docx
@@ -662,7 +662,7 @@
     <w:r>
       <w:tab/>
       <w:tab/>
-      <w:t>2026-01-26</w:t>
+      <w:t>2026-01-27</w:t>
       <w:br/>
       <w:br/>
     </w:r>

--- a/klagomål/A 58017-2025 FSC-klagomål.docx
+++ b/klagomål/A 58017-2025 FSC-klagomål.docx
@@ -662,7 +662,7 @@
     <w:r>
       <w:tab/>
       <w:tab/>
-      <w:t>2026-01-27</w:t>
+      <w:t>2026-01-28</w:t>
       <w:br/>
       <w:br/>
     </w:r>

--- a/klagomål/A 58017-2025 FSC-klagomål.docx
+++ b/klagomål/A 58017-2025 FSC-klagomål.docx
@@ -680,7 +680,7 @@
     <w:r>
       <w:tab/>
       <w:tab/>
-      <w:t>2026-02-08</w:t>
+      <w:t>2026-02-09</w:t>
       <w:br/>
       <w:br/>
     </w:r>

--- a/klagomål/A 58017-2025 FSC-klagomål.docx
+++ b/klagomål/A 58017-2025 FSC-klagomål.docx
@@ -680,7 +680,7 @@
     <w:r>
       <w:tab/>
       <w:tab/>
-      <w:t>2026-02-09</w:t>
+      <w:t>2026-02-10</w:t>
       <w:br/>
       <w:br/>
     </w:r>

--- a/klagomål/A 58017-2025 FSC-klagomål.docx
+++ b/klagomål/A 58017-2025 FSC-klagomål.docx
@@ -680,7 +680,7 @@
     <w:r>
       <w:tab/>
       <w:tab/>
-      <w:t>2026-02-10</w:t>
+      <w:t>2026-02-11</w:t>
       <w:br/>
       <w:br/>
     </w:r>

--- a/klagomål/A 58017-2025 FSC-klagomål.docx
+++ b/klagomål/A 58017-2025 FSC-klagomål.docx
@@ -680,7 +680,7 @@
     <w:r>
       <w:tab/>
       <w:tab/>
-      <w:t>2026-02-11</w:t>
+      <w:t>2026-02-12</w:t>
       <w:br/>
       <w:br/>
     </w:r>

--- a/klagomål/A 58017-2025 FSC-klagomål.docx
+++ b/klagomål/A 58017-2025 FSC-klagomål.docx
@@ -680,7 +680,7 @@
     <w:r>
       <w:tab/>
       <w:tab/>
-      <w:t>2026-02-12</w:t>
+      <w:t>2026-02-13</w:t>
       <w:br/>
       <w:br/>
     </w:r>

--- a/klagomål/A 58017-2025 FSC-klagomål.docx
+++ b/klagomål/A 58017-2025 FSC-klagomål.docx
@@ -680,7 +680,7 @@
     <w:r>
       <w:tab/>
       <w:tab/>
-      <w:t>2026-02-13</w:t>
+      <w:t>2026-02-17</w:t>
       <w:br/>
       <w:br/>
     </w:r>

--- a/klagomål/A 58017-2025 FSC-klagomål.docx
+++ b/klagomål/A 58017-2025 FSC-klagomål.docx
@@ -680,7 +680,7 @@
     <w:r>
       <w:tab/>
       <w:tab/>
-      <w:t>2026-02-17</w:t>
+      <w:t>2026-02-19</w:t>
       <w:br/>
       <w:br/>
     </w:r>

--- a/klagomål/A 58017-2025 FSC-klagomål.docx
+++ b/klagomål/A 58017-2025 FSC-klagomål.docx
@@ -680,7 +680,7 @@
     <w:r>
       <w:tab/>
       <w:tab/>
-      <w:t>2026-02-19</w:t>
+      <w:t>2026-02-20</w:t>
       <w:br/>
       <w:br/>
     </w:r>

--- a/klagomål/A 58017-2025 FSC-klagomål.docx
+++ b/klagomål/A 58017-2025 FSC-klagomål.docx
@@ -680,7 +680,7 @@
     <w:r>
       <w:tab/>
       <w:tab/>
-      <w:t>2026-02-20</w:t>
+      <w:t>2026-02-21</w:t>
       <w:br/>
       <w:br/>
     </w:r>

--- a/klagomål/A 58017-2025 FSC-klagomål.docx
+++ b/klagomål/A 58017-2025 FSC-klagomål.docx
@@ -680,7 +680,7 @@
     <w:r>
       <w:tab/>
       <w:tab/>
-      <w:t>2026-02-21</w:t>
+      <w:t>2026-02-22</w:t>
       <w:br/>
       <w:br/>
     </w:r>

--- a/klagomål/A 58017-2025 FSC-klagomål.docx
+++ b/klagomål/A 58017-2025 FSC-klagomål.docx
@@ -680,7 +680,7 @@
     <w:r>
       <w:tab/>
       <w:tab/>
-      <w:t>2026-02-22</w:t>
+      <w:t>2026-02-23</w:t>
       <w:br/>
       <w:br/>
     </w:r>

--- a/klagomål/A 58017-2025 FSC-klagomål.docx
+++ b/klagomål/A 58017-2025 FSC-klagomål.docx
@@ -680,7 +680,7 @@
     <w:r>
       <w:tab/>
       <w:tab/>
-      <w:t>2026-02-23</w:t>
+      <w:t>2026-02-24</w:t>
       <w:br/>
       <w:br/>
     </w:r>

--- a/klagomål/A 58017-2025 FSC-klagomål.docx
+++ b/klagomål/A 58017-2025 FSC-klagomål.docx
@@ -680,7 +680,7 @@
     <w:r>
       <w:tab/>
       <w:tab/>
-      <w:t>2026-02-24</w:t>
+      <w:t>2026-02-25</w:t>
       <w:br/>
       <w:br/>
     </w:r>

--- a/klagomål/A 58017-2025 FSC-klagomål.docx
+++ b/klagomål/A 58017-2025 FSC-klagomål.docx
@@ -680,7 +680,7 @@
     <w:r>
       <w:tab/>
       <w:tab/>
-      <w:t>2026-02-25</w:t>
+      <w:t>2026-02-26</w:t>
       <w:br/>
       <w:br/>
     </w:r>

--- a/klagomål/A 58017-2025 FSC-klagomål.docx
+++ b/klagomål/A 58017-2025 FSC-klagomål.docx
@@ -680,7 +680,7 @@
     <w:r>
       <w:tab/>
       <w:tab/>
-      <w:t>2026-02-26</w:t>
+      <w:t>2026-02-28</w:t>
       <w:br/>
       <w:br/>
     </w:r>

--- a/klagomål/A 58017-2025 FSC-klagomål.docx
+++ b/klagomål/A 58017-2025 FSC-klagomål.docx
@@ -680,7 +680,7 @@
     <w:r>
       <w:tab/>
       <w:tab/>
-      <w:t>2026-02-28</w:t>
+      <w:t>2026-03-01</w:t>
       <w:br/>
       <w:br/>
     </w:r>

--- a/klagomål/A 58017-2025 FSC-klagomål.docx
+++ b/klagomål/A 58017-2025 FSC-klagomål.docx
@@ -680,7 +680,7 @@
     <w:r>
       <w:tab/>
       <w:tab/>
-      <w:t>2026-03-01</w:t>
+      <w:t>2026-03-02</w:t>
       <w:br/>
       <w:br/>
     </w:r>

--- a/klagomål/A 58017-2025 FSC-klagomål.docx
+++ b/klagomål/A 58017-2025 FSC-klagomål.docx
@@ -680,7 +680,7 @@
     <w:r>
       <w:tab/>
       <w:tab/>
-      <w:t>2026-03-02</w:t>
+      <w:t>2026-03-03</w:t>
       <w:br/>
       <w:br/>
     </w:r>

--- a/klagomål/A 58017-2025 FSC-klagomål.docx
+++ b/klagomål/A 58017-2025 FSC-klagomål.docx
@@ -680,7 +680,7 @@
     <w:r>
       <w:tab/>
       <w:tab/>
-      <w:t>2026-03-03</w:t>
+      <w:t>2026-03-04</w:t>
       <w:br/>
       <w:br/>
     </w:r>

--- a/klagomål/A 58017-2025 FSC-klagomål.docx
+++ b/klagomål/A 58017-2025 FSC-klagomål.docx
@@ -680,7 +680,7 @@
     <w:r>
       <w:tab/>
       <w:tab/>
-      <w:t>2026-03-04</w:t>
+      <w:t>2026-03-05</w:t>
       <w:br/>
       <w:br/>
     </w:r>

--- a/klagomål/A 58017-2025 FSC-klagomål.docx
+++ b/klagomål/A 58017-2025 FSC-klagomål.docx
@@ -680,7 +680,7 @@
     <w:r>
       <w:tab/>
       <w:tab/>
-      <w:t>2026-03-05</w:t>
+      <w:t>2026-03-06</w:t>
       <w:br/>
       <w:br/>
     </w:r>

--- a/klagomål/A 58017-2025 FSC-klagomål.docx
+++ b/klagomål/A 58017-2025 FSC-klagomål.docx
@@ -680,7 +680,7 @@
     <w:r>
       <w:tab/>
       <w:tab/>
-      <w:t>2026-03-06</w:t>
+      <w:t>2026-03-07</w:t>
       <w:br/>
       <w:br/>
     </w:r>

--- a/klagomål/A 58017-2025 FSC-klagomål.docx
+++ b/klagomål/A 58017-2025 FSC-klagomål.docx
@@ -680,7 +680,7 @@
     <w:r>
       <w:tab/>
       <w:tab/>
-      <w:t>2026-03-07</w:t>
+      <w:t>2026-03-08</w:t>
       <w:br/>
       <w:br/>
     </w:r>

--- a/klagomål/A 58017-2025 FSC-klagomål.docx
+++ b/klagomål/A 58017-2025 FSC-klagomål.docx
@@ -680,7 +680,7 @@
     <w:r>
       <w:tab/>
       <w:tab/>
-      <w:t>2026-03-08</w:t>
+      <w:t>2026-03-09</w:t>
       <w:br/>
       <w:br/>
     </w:r>

--- a/klagomål/A 58017-2025 FSC-klagomål.docx
+++ b/klagomål/A 58017-2025 FSC-klagomål.docx
@@ -680,7 +680,7 @@
     <w:r>
       <w:tab/>
       <w:tab/>
-      <w:t>2026-03-09</w:t>
+      <w:t>2026-03-10</w:t>
       <w:br/>
       <w:br/>
     </w:r>

--- a/klagomål/A 58017-2025 FSC-klagomål.docx
+++ b/klagomål/A 58017-2025 FSC-klagomål.docx
@@ -680,7 +680,7 @@
     <w:r>
       <w:tab/>
       <w:tab/>
-      <w:t>2026-03-10</w:t>
+      <w:t>2026-03-11</w:t>
       <w:br/>
       <w:br/>
     </w:r>

--- a/klagomål/A 58017-2025 FSC-klagomål.docx
+++ b/klagomål/A 58017-2025 FSC-klagomål.docx
@@ -680,7 +680,7 @@
     <w:r>
       <w:tab/>
       <w:tab/>
-      <w:t>2026-03-11</w:t>
+      <w:t>2026-03-12</w:t>
       <w:br/>
       <w:br/>
     </w:r>

--- a/klagomål/A 58017-2025 FSC-klagomål.docx
+++ b/klagomål/A 58017-2025 FSC-klagomål.docx
@@ -680,7 +680,7 @@
     <w:r>
       <w:tab/>
       <w:tab/>
-      <w:t>2026-03-12</w:t>
+      <w:t>2026-03-13</w:t>
       <w:br/>
       <w:br/>
     </w:r>

--- a/klagomål/A 58017-2025 FSC-klagomål.docx
+++ b/klagomål/A 58017-2025 FSC-klagomål.docx
@@ -680,7 +680,7 @@
     <w:r>
       <w:tab/>
       <w:tab/>
-      <w:t>2026-05-16</w:t>
+      <w:t>2026-05-17</w:t>
       <w:br/>
       <w:br/>
     </w:r>

--- a/klagomål/A 58017-2025 FSC-klagomål.docx
+++ b/klagomål/A 58017-2025 FSC-klagomål.docx
@@ -680,7 +680,7 @@
     <w:r>
       <w:tab/>
       <w:tab/>
-      <w:t>2026-05-17</w:t>
+      <w:t>2026-05-18</w:t>
       <w:br/>
       <w:br/>
     </w:r>

--- a/klagomål/A 58017-2025 FSC-klagomål.docx
+++ b/klagomål/A 58017-2025 FSC-klagomål.docx
@@ -680,7 +680,7 @@
     <w:r>
       <w:tab/>
       <w:tab/>
-      <w:t>2026-05-18</w:t>
+      <w:t>2026-05-19</w:t>
       <w:br/>
       <w:br/>
     </w:r>

--- a/klagomål/A 58017-2025 FSC-klagomål.docx
+++ b/klagomål/A 58017-2025 FSC-klagomål.docx
@@ -680,7 +680,7 @@
     <w:r>
       <w:tab/>
       <w:tab/>
-      <w:t>2026-05-19</w:t>
+      <w:t>2026-05-20</w:t>
       <w:br/>
       <w:br/>
     </w:r>

--- a/klagomål/A 58017-2025 FSC-klagomål.docx
+++ b/klagomål/A 58017-2025 FSC-klagomål.docx
@@ -680,7 +680,7 @@
     <w:r>
       <w:tab/>
       <w:tab/>
-      <w:t>2026-05-20</w:t>
+      <w:t>2026-05-21</w:t>
       <w:br/>
       <w:br/>
     </w:r>

--- a/klagomål/A 58017-2025 FSC-klagomål.docx
+++ b/klagomål/A 58017-2025 FSC-klagomål.docx
@@ -680,7 +680,7 @@
     <w:r>
       <w:tab/>
       <w:tab/>
-      <w:t>2026-05-21</w:t>
+      <w:t>2026-05-22</w:t>
       <w:br/>
       <w:br/>
     </w:r>

--- a/klagomål/A 58017-2025 FSC-klagomål.docx
+++ b/klagomål/A 58017-2025 FSC-klagomål.docx
@@ -680,7 +680,7 @@
     <w:r>
       <w:tab/>
       <w:tab/>
-      <w:t>2026-05-22</w:t>
+      <w:t>2026-05-23</w:t>
       <w:br/>
       <w:br/>
     </w:r>

--- a/klagomål/A 58017-2025 FSC-klagomål.docx
+++ b/klagomål/A 58017-2025 FSC-klagomål.docx
@@ -680,7 +680,7 @@
     <w:r>
       <w:tab/>
       <w:tab/>
-      <w:t>2026-05-23</w:t>
+      <w:t>2026-05-24</w:t>
       <w:br/>
       <w:br/>
     </w:r>

--- a/klagomål/A 58017-2025 FSC-klagomål.docx
+++ b/klagomål/A 58017-2025 FSC-klagomål.docx
@@ -680,7 +680,7 @@
     <w:r>
       <w:tab/>
       <w:tab/>
-      <w:t>2026-05-24</w:t>
+      <w:t>2026-05-25</w:t>
       <w:br/>
       <w:br/>
     </w:r>

--- a/klagomål/A 58017-2025 FSC-klagomål.docx
+++ b/klagomål/A 58017-2025 FSC-klagomål.docx
@@ -680,7 +680,7 @@
     <w:r>
       <w:tab/>
       <w:tab/>
-      <w:t>2026-05-25</w:t>
+      <w:t>2026-05-26</w:t>
       <w:br/>
       <w:br/>
     </w:r>

--- a/klagomål/A 58017-2025 FSC-klagomål.docx
+++ b/klagomål/A 58017-2025 FSC-klagomål.docx
@@ -680,7 +680,7 @@
     <w:r>
       <w:tab/>
       <w:tab/>
-      <w:t>2026-05-26</w:t>
+      <w:t>2026-05-27</w:t>
       <w:br/>
       <w:br/>
     </w:r>

--- a/klagomål/A 58017-2025 FSC-klagomål.docx
+++ b/klagomål/A 58017-2025 FSC-klagomål.docx
@@ -680,7 +680,7 @@
     <w:r>
       <w:tab/>
       <w:tab/>
-      <w:t>2026-05-27</w:t>
+      <w:t>2026-05-28</w:t>
       <w:br/>
       <w:br/>
     </w:r>

--- a/klagomål/A 58017-2025 FSC-klagomål.docx
+++ b/klagomål/A 58017-2025 FSC-klagomål.docx
@@ -680,7 +680,7 @@
     <w:r>
       <w:tab/>
       <w:tab/>
-      <w:t>2026-05-28</w:t>
+      <w:t>2026-05-29</w:t>
       <w:br/>
       <w:br/>
     </w:r>

--- a/klagomål/A 58017-2025 FSC-klagomål.docx
+++ b/klagomål/A 58017-2025 FSC-klagomål.docx
@@ -680,7 +680,7 @@
     <w:r>
       <w:tab/>
       <w:tab/>
-      <w:t>2026-05-29</w:t>
+      <w:t>2026-05-30</w:t>
       <w:br/>
       <w:br/>
     </w:r>

--- a/klagomål/A 58017-2025 FSC-klagomål.docx
+++ b/klagomål/A 58017-2025 FSC-klagomål.docx
@@ -680,7 +680,7 @@
     <w:r>
       <w:tab/>
       <w:tab/>
-      <w:t>2026-05-30</w:t>
+      <w:t>2026-05-31</w:t>
       <w:br/>
       <w:br/>
     </w:r>

--- a/klagomål/A 58017-2025 FSC-klagomål.docx
+++ b/klagomål/A 58017-2025 FSC-klagomål.docx
@@ -680,7 +680,7 @@
     <w:r>
       <w:tab/>
       <w:tab/>
-      <w:t>2026-05-31</w:t>
+      <w:t>2026-06-01</w:t>
       <w:br/>
       <w:br/>
     </w:r>

--- a/klagomål/A 58017-2025 FSC-klagomål.docx
+++ b/klagomål/A 58017-2025 FSC-klagomål.docx
@@ -680,7 +680,7 @@
     <w:r>
       <w:tab/>
       <w:tab/>
-      <w:t>2026-06-01</w:t>
+      <w:t>2026-06-02</w:t>
       <w:br/>
       <w:br/>
     </w:r>

--- a/klagomål/A 58017-2025 FSC-klagomål.docx
+++ b/klagomål/A 58017-2025 FSC-klagomål.docx
@@ -680,7 +680,7 @@
     <w:r>
       <w:tab/>
       <w:tab/>
-      <w:t>2026-06-02</w:t>
+      <w:t>2026-06-03</w:t>
       <w:br/>
       <w:br/>
     </w:r>

--- a/klagomål/A 58017-2025 FSC-klagomål.docx
+++ b/klagomål/A 58017-2025 FSC-klagomål.docx
@@ -680,7 +680,7 @@
     <w:r>
       <w:tab/>
       <w:tab/>
-      <w:t>2026-06-03</w:t>
+      <w:t>2026-06-04</w:t>
       <w:br/>
       <w:br/>
     </w:r>

--- a/klagomål/A 58017-2025 FSC-klagomål.docx
+++ b/klagomål/A 58017-2025 FSC-klagomål.docx
@@ -680,7 +680,7 @@
     <w:r>
       <w:tab/>
       <w:tab/>
-      <w:t>2026-06-04</w:t>
+      <w:t>2026-06-05</w:t>
       <w:br/>
       <w:br/>
     </w:r>

--- a/klagomål/A 58017-2025 FSC-klagomål.docx
+++ b/klagomål/A 58017-2025 FSC-klagomål.docx
@@ -680,7 +680,7 @@
     <w:r>
       <w:tab/>
       <w:tab/>
-      <w:t>2026-06-05</w:t>
+      <w:t>2026-06-06</w:t>
       <w:br/>
       <w:br/>
     </w:r>

--- a/klagomål/A 58017-2025 FSC-klagomål.docx
+++ b/klagomål/A 58017-2025 FSC-klagomål.docx
@@ -680,7 +680,7 @@
     <w:r>
       <w:tab/>
       <w:tab/>
-      <w:t>2026-06-06</w:t>
+      <w:t>2026-06-07</w:t>
       <w:br/>
       <w:br/>
     </w:r>

--- a/klagomål/A 58017-2025 FSC-klagomål.docx
+++ b/klagomål/A 58017-2025 FSC-klagomål.docx
@@ -680,7 +680,7 @@
     <w:r>
       <w:tab/>
       <w:tab/>
-      <w:t>2026-06-07</w:t>
+      <w:t>2026-06-08</w:t>
       <w:br/>
       <w:br/>
     </w:r>

--- a/klagomål/A 58017-2025 FSC-klagomål.docx
+++ b/klagomål/A 58017-2025 FSC-klagomål.docx
@@ -680,7 +680,7 @@
     <w:r>
       <w:tab/>
       <w:tab/>
-      <w:t>2026-06-08</w:t>
+      <w:t>2026-06-09</w:t>
       <w:br/>
       <w:br/>
     </w:r>

--- a/klagomål/A 58017-2025 FSC-klagomål.docx
+++ b/klagomål/A 58017-2025 FSC-klagomål.docx
@@ -680,7 +680,7 @@
     <w:r>
       <w:tab/>
       <w:tab/>
-      <w:t>2026-06-09</w:t>
+      <w:t>2026-06-10</w:t>
       <w:br/>
       <w:br/>
     </w:r>

--- a/klagomål/A 58017-2025 FSC-klagomål.docx
+++ b/klagomål/A 58017-2025 FSC-klagomål.docx
@@ -680,7 +680,7 @@
     <w:r>
       <w:tab/>
       <w:tab/>
-      <w:t>2026-06-10</w:t>
+      <w:t>2026-06-11</w:t>
       <w:br/>
       <w:br/>
     </w:r>

--- a/klagomål/A 58017-2025 FSC-klagomål.docx
+++ b/klagomål/A 58017-2025 FSC-klagomål.docx
@@ -680,7 +680,7 @@
     <w:r>
       <w:tab/>
       <w:tab/>
-      <w:t>2026-06-11</w:t>
+      <w:t>2026-06-12</w:t>
       <w:br/>
       <w:br/>
     </w:r>

--- a/klagomål/A 58017-2025 FSC-klagomål.docx
+++ b/klagomål/A 58017-2025 FSC-klagomål.docx
@@ -680,7 +680,7 @@
     <w:r>
       <w:tab/>
       <w:tab/>
-      <w:t>2026-06-12</w:t>
+      <w:t>2026-06-13</w:t>
       <w:br/>
       <w:br/>
     </w:r>

--- a/klagomål/A 58017-2025 FSC-klagomål.docx
+++ b/klagomål/A 58017-2025 FSC-klagomål.docx
@@ -680,7 +680,7 @@
     <w:r>
       <w:tab/>
       <w:tab/>
-      <w:t>2026-06-13</w:t>
+      <w:t>2026-06-14</w:t>
       <w:br/>
       <w:br/>
     </w:r>

--- a/klagomål/A 58017-2025 FSC-klagomål.docx
+++ b/klagomål/A 58017-2025 FSC-klagomål.docx
@@ -680,7 +680,7 @@
     <w:r>
       <w:tab/>
       <w:tab/>
-      <w:t>2026-06-15</w:t>
+      <w:t>2026-06-16</w:t>
       <w:br/>
       <w:br/>
     </w:r>

--- a/klagomål/A 58017-2025 FSC-klagomål.docx
+++ b/klagomål/A 58017-2025 FSC-klagomål.docx
@@ -680,7 +680,7 @@
     <w:r>
       <w:tab/>
       <w:tab/>
-      <w:t>2026-06-16</w:t>
+      <w:t>2026-06-17</w:t>
       <w:br/>
       <w:br/>
     </w:r>

--- a/klagomål/A 58017-2025 FSC-klagomål.docx
+++ b/klagomål/A 58017-2025 FSC-klagomål.docx
@@ -721,7 +721,7 @@
     <w:r>
       <w:tab/>
       <w:tab/>
-      <w:t>2026-09-07</w:t>
+      <w:t>2026-09-08</w:t>
       <w:br/>
       <w:br/>
     </w:r>

--- a/klagomål/A 58017-2025 FSC-klagomål.docx
+++ b/klagomål/A 58017-2025 FSC-klagomål.docx
@@ -178,7 +178,7 @@
       <w:r>
         <w:drawing>
           <wp:inline xmlns:a="http://schemas.openxmlformats.org/drawingml/2006/main" xmlns:pic="http://schemas.openxmlformats.org/drawingml/2006/picture">
-            <wp:extent cx="5394054" cy="5724000"/>
+            <wp:extent cx="5286208" cy="5724000"/>
             <wp:docPr id="1" name="Picture 1"/>
             <wp:cNvGraphicFramePr>
               <a:graphicFrameLocks noChangeAspect="1"/>
@@ -199,7 +199,7 @@
                   <pic:spPr>
                     <a:xfrm>
                       <a:off x="0" y="0"/>
-                      <a:ext cx="5394054" cy="5724000"/>
+                      <a:ext cx="5286208" cy="5724000"/>
                     </a:xfrm>
                     <a:prstGeom prst="rect"/>
                   </pic:spPr>
@@ -216,12 +216,12 @@
         <w:spacing w:after="240"/>
       </w:pPr>
       <w:r>
-        <w:t>Figur 1. Fyndplatser för naturvårdsarter i och inom 5 meter från avverkningsanmälan. Markörer utan svart kant är placerade på fyndplatsen. Markörer med svart kant är placerade vid sidan av fyndplatsen och har ett svart streck som visar fyndplatsens exakta position. Kartans mittpunktskoordinat är N 6316318, E 570227 i SWEREF 99 TM.</w:t>
+        <w:t>Figur 1. Fyndplatser för naturvårdsarter i och inom 9 meter från avverkningsanmälan. Markörer utan svart kant är placerade på fyndplatsen. Markörer med svart kant är placerade vid sidan av fyndplatsen och har ett svart streck som visar fyndplatsens exakta position. Kartans mittpunktskoordinat är N 6316318, E 570227 i SWEREF 99 TM.</w:t>
       </w:r>
     </w:p>
     <w:p>
       <w:r>
-        <w:t>I och inom 5 meter från avverkningsanmälan finns fynd av 3 naturvårdsarter, varav 2 är typiska (T) och 3 är signalarter (S): björksplintborre (S), blåmossa (S, T) och kornknutmossa (S, T). Se Figur 1.</w:t>
+        <w:t>I och inom 9 meter från avverkningsanmälan finns fynd av 4 naturvårdsarter, varav 1 är rödlistad, 2 är typiska (T) och 3 är signalarter (S): backvickermal (EN), björksplintborre (S), blåmossa (S, T) och kornknutmossa (S, T). Se Figur 1.</w:t>
       </w:r>
     </w:p>
     <w:p>
@@ -406,7 +406,7 @@
         <w:rPr>
           <w:i/>
         </w:rPr>
-        <w:t>I det avverkningsanmälda skogsområdet har 3 naturvårdsarter varav 0 rödlistade arter sina livsmiljöer och växtplatser.</w:t>
+        <w:t>I det avverkningsanmälda skogsområdet har 4 naturvårdsarter varav 1 rödlistade arter sina livsmiljöer och växtplatser.</w:t>
       </w:r>
     </w:p>
     <w:p>
@@ -721,7 +721,7 @@
     <w:r>
       <w:tab/>
       <w:tab/>
-      <w:t>2026-09-08</w:t>
+      <w:t>2026-09-09</w:t>
       <w:br/>
       <w:br/>
     </w:r>

--- a/klagomål/A 58017-2025 FSC-klagomål.docx
+++ b/klagomål/A 58017-2025 FSC-klagomål.docx
@@ -721,7 +721,7 @@
     <w:r>
       <w:tab/>
       <w:tab/>
-      <w:t>2026-09-09</w:t>
+      <w:t>2026-09-10</w:t>
       <w:br/>
       <w:br/>
     </w:r>

--- a/klagomål/A 58017-2025 FSC-klagomål.docx
+++ b/klagomål/A 58017-2025 FSC-klagomål.docx
@@ -721,7 +721,7 @@
     <w:r>
       <w:tab/>
       <w:tab/>
-      <w:t>2026-09-10</w:t>
+      <w:t>2026-09-11</w:t>
       <w:br/>
       <w:br/>
     </w:r>

--- a/klagomål/A 58017-2025 FSC-klagomål.docx
+++ b/klagomål/A 58017-2025 FSC-klagomål.docx
@@ -721,7 +721,7 @@
     <w:r>
       <w:tab/>
       <w:tab/>
-      <w:t>2026-09-11</w:t>
+      <w:t>2026-09-12</w:t>
       <w:br/>
       <w:br/>
     </w:r>

--- a/klagomål/A 58017-2025 FSC-klagomål.docx
+++ b/klagomål/A 58017-2025 FSC-klagomål.docx
@@ -721,7 +721,7 @@
     <w:r>
       <w:tab/>
       <w:tab/>
-      <w:t>2026-09-12</w:t>
+      <w:t>2026-09-13</w:t>
       <w:br/>
       <w:br/>
     </w:r>
